--- a/Rapport_Power_BI.docx
+++ b/Rapport_Power_BI.docx
@@ -4,14 +4,11 @@
   <w:body>
     <w:p>
       <w:pPr>
-        <w:spacing w:before="240" w:line="360" w:lineRule="auto"/>
+        <w:spacing w:before="240" w:line="336" w:lineRule="auto"/>
         <w:ind w:left="-426" w:right="-432"/>
         <w:jc w:val="both"/>
         <w:rPr>
           <w:rFonts w:ascii="Times New Roman" w:hAnsi="Times New Roman" w:cs="Times New Roman"/>
-          <w:b/>
-          <w:bCs/>
-          <w:color w:val="0070C0"/>
           <w:sz w:val="24"/>
           <w:szCs w:val="24"/>
           <w:lang w:val="fr-FR"/>
@@ -45,7 +42,7 @@
           <w:szCs w:val="24"/>
           <w:lang w:val="fr-FR"/>
         </w:rPr>
-        <w:t>Ce document présente les principales étapes de préparation des données, les mesures DAX utilisées dans Power BI ainsi que les conclusions issues de l’analyse des ventes. L’objectif de ces opérations est d’améliorer la qualité des données et de garantir la fiabilité des indicateurs présentés dans le tableau de bord.</w:t>
+        <w:t xml:space="preserve">Ce document décrit la préparation des données, les mesures DAX utilisées dans Microsoft Power BI et les principales conclusions de l’analyse des ventes afin d’assurer la qualité des données et la fiabilité des indicateurs du tableau de bord. </w:t>
       </w:r>
     </w:p>
     <w:p>
@@ -55,7 +52,7 @@
           <w:ilvl w:val="0"/>
           <w:numId w:val="6"/>
         </w:numPr>
-        <w:spacing w:before="240" w:line="360" w:lineRule="auto"/>
+        <w:spacing w:before="240" w:line="336" w:lineRule="auto"/>
         <w:ind w:left="-142" w:right="-432"/>
         <w:rPr>
           <w:rFonts w:ascii="Times New Roman" w:hAnsi="Times New Roman" w:cs="Times New Roman"/>
@@ -87,7 +84,7 @@
           <w:ilvl w:val="0"/>
           <w:numId w:val="1"/>
         </w:numPr>
-        <w:spacing w:before="240" w:line="360" w:lineRule="auto"/>
+        <w:spacing w:before="240" w:line="336" w:lineRule="auto"/>
         <w:ind w:left="-142" w:right="-432"/>
         <w:rPr>
           <w:rFonts w:ascii="Times New Roman" w:hAnsi="Times New Roman" w:cs="Times New Roman"/>
@@ -143,7 +140,7 @@
           <w:ilvl w:val="0"/>
           <w:numId w:val="1"/>
         </w:numPr>
-        <w:spacing w:before="240" w:line="360" w:lineRule="auto"/>
+        <w:spacing w:before="240" w:line="336" w:lineRule="auto"/>
         <w:ind w:left="-142" w:right="-432"/>
         <w:rPr>
           <w:rFonts w:ascii="Times New Roman" w:hAnsi="Times New Roman" w:cs="Times New Roman"/>
@@ -367,7 +364,7 @@
           <w:ilvl w:val="0"/>
           <w:numId w:val="5"/>
         </w:numPr>
-        <w:spacing w:before="240" w:line="360" w:lineRule="auto"/>
+        <w:spacing w:before="240" w:line="336" w:lineRule="auto"/>
         <w:ind w:left="-142" w:right="-432"/>
         <w:rPr>
           <w:rFonts w:ascii="Times New Roman" w:hAnsi="Times New Roman" w:cs="Times New Roman"/>
@@ -467,7 +464,7 @@
           <w:ilvl w:val="0"/>
           <w:numId w:val="5"/>
         </w:numPr>
-        <w:spacing w:before="240" w:line="360" w:lineRule="auto"/>
+        <w:spacing w:before="240" w:line="336" w:lineRule="auto"/>
         <w:ind w:left="-142" w:right="-432"/>
         <w:rPr>
           <w:rFonts w:ascii="Times New Roman" w:hAnsi="Times New Roman" w:cs="Times New Roman"/>
@@ -503,7 +500,7 @@
           <w:ilvl w:val="0"/>
           <w:numId w:val="2"/>
         </w:numPr>
-        <w:spacing w:before="240" w:line="360" w:lineRule="auto"/>
+        <w:spacing w:before="240" w:line="336" w:lineRule="auto"/>
         <w:ind w:left="-142" w:right="-432"/>
         <w:rPr>
           <w:rFonts w:ascii="Times New Roman" w:hAnsi="Times New Roman" w:cs="Times New Roman"/>
@@ -564,7 +561,7 @@
           <w:ilvl w:val="0"/>
           <w:numId w:val="2"/>
         </w:numPr>
-        <w:spacing w:before="240" w:line="360" w:lineRule="auto"/>
+        <w:spacing w:before="240" w:line="336" w:lineRule="auto"/>
         <w:ind w:left="-142" w:right="-432"/>
         <w:rPr>
           <w:rFonts w:ascii="Times New Roman" w:hAnsi="Times New Roman" w:cs="Times New Roman"/>
@@ -614,7 +611,6 @@
           <w:szCs w:val="24"/>
           <w:lang w:val="fr-FR"/>
         </w:rPr>
-        <w:lastRenderedPageBreak/>
         <w:t>OrderQty</w:t>
       </w:r>
       <w:proofErr w:type="spellEnd"/>
@@ -765,6 +761,15 @@
           <w:lang w:val="fr-FR"/>
         </w:rPr>
         <w:br/>
+      </w:r>
+      <w:r>
+        <w:rPr>
+          <w:rFonts w:ascii="Times New Roman" w:hAnsi="Times New Roman" w:cs="Times New Roman"/>
+          <w:sz w:val="24"/>
+          <w:szCs w:val="24"/>
+          <w:lang w:val="fr-FR"/>
+        </w:rPr>
+        <w:lastRenderedPageBreak/>
         <w:t xml:space="preserve">Cela indique un problème d’échelle dans la variable </w:t>
       </w:r>
       <w:proofErr w:type="spellStart"/>
@@ -906,7 +911,7 @@
           <w:ilvl w:val="0"/>
           <w:numId w:val="2"/>
         </w:numPr>
-        <w:spacing w:before="240" w:line="360" w:lineRule="auto"/>
+        <w:spacing w:before="240" w:line="336" w:lineRule="auto"/>
         <w:ind w:left="-142" w:right="-432"/>
         <w:rPr>
           <w:rFonts w:ascii="Times New Roman" w:hAnsi="Times New Roman" w:cs="Times New Roman"/>
@@ -991,7 +996,7 @@
     </w:p>
     <w:p>
       <w:pPr>
-        <w:spacing w:after="0" w:line="360" w:lineRule="auto"/>
+        <w:spacing w:after="0" w:line="336" w:lineRule="auto"/>
         <w:ind w:left="-142" w:right="-432" w:hanging="284"/>
         <w:rPr>
           <w:rFonts w:ascii="Times New Roman" w:hAnsi="Times New Roman" w:cs="Times New Roman"/>
@@ -1033,7 +1038,7 @@
     </w:p>
     <w:p>
       <w:pPr>
-        <w:spacing w:after="0" w:line="360" w:lineRule="auto"/>
+        <w:spacing w:after="0" w:line="336" w:lineRule="auto"/>
         <w:ind w:left="-142" w:right="-432"/>
         <w:rPr>
           <w:rFonts w:ascii="Times New Roman" w:hAnsi="Times New Roman" w:cs="Times New Roman"/>
@@ -1062,20 +1067,9 @@
           <w:szCs w:val="24"/>
           <w:lang w:val="fr-FR"/>
         </w:rPr>
-        <w:t xml:space="preserve"> = SUM(</w:t>
-      </w:r>
-      <w:proofErr w:type="gramStart"/>
-      <w:r>
-        <w:rPr>
-          <w:rFonts w:ascii="Times New Roman" w:hAnsi="Times New Roman" w:cs="Times New Roman"/>
-          <w:sz w:val="24"/>
-          <w:szCs w:val="24"/>
-          <w:lang w:val="fr-FR"/>
-        </w:rPr>
-        <w:t>Sales[</w:t>
+        <w:t xml:space="preserve"> = SUM(Sales[</w:t>
       </w:r>
       <w:proofErr w:type="spellStart"/>
-      <w:proofErr w:type="gramEnd"/>
       <w:r>
         <w:rPr>
           <w:rFonts w:ascii="Times New Roman" w:hAnsi="Times New Roman" w:cs="Times New Roman"/>
@@ -1098,7 +1092,7 @@
     </w:p>
     <w:p>
       <w:pPr>
-        <w:spacing w:after="0" w:line="360" w:lineRule="auto"/>
+        <w:spacing w:after="0" w:line="336" w:lineRule="auto"/>
         <w:ind w:left="-142" w:right="-432"/>
         <w:rPr>
           <w:rFonts w:ascii="Times New Roman" w:hAnsi="Times New Roman" w:cs="Times New Roman"/>
@@ -1124,19 +1118,9 @@
           <w:sz w:val="24"/>
           <w:szCs w:val="24"/>
         </w:rPr>
-        <w:t xml:space="preserve"> = COUNT(</w:t>
-      </w:r>
-      <w:proofErr w:type="gramStart"/>
-      <w:r>
-        <w:rPr>
-          <w:rFonts w:ascii="Times New Roman" w:hAnsi="Times New Roman" w:cs="Times New Roman"/>
-          <w:sz w:val="24"/>
-          <w:szCs w:val="24"/>
-        </w:rPr>
-        <w:t>Sales[</w:t>
+        <w:t xml:space="preserve"> = COUNT(Sales[</w:t>
       </w:r>
       <w:proofErr w:type="spellStart"/>
-      <w:proofErr w:type="gramEnd"/>
       <w:r>
         <w:rPr>
           <w:rFonts w:ascii="Times New Roman" w:hAnsi="Times New Roman" w:cs="Times New Roman"/>
@@ -1157,7 +1141,7 @@
     </w:p>
     <w:p>
       <w:pPr>
-        <w:spacing w:after="0" w:line="360" w:lineRule="auto"/>
+        <w:spacing w:after="0" w:line="336" w:lineRule="auto"/>
         <w:ind w:left="-142" w:right="-432"/>
         <w:rPr>
           <w:rFonts w:ascii="Times New Roman" w:hAnsi="Times New Roman" w:cs="Times New Roman"/>
@@ -1186,20 +1170,9 @@
           <w:szCs w:val="24"/>
           <w:lang w:val="fr-FR"/>
         </w:rPr>
-        <w:t xml:space="preserve"> = AVERAGE(</w:t>
-      </w:r>
-      <w:proofErr w:type="gramStart"/>
-      <w:r>
-        <w:rPr>
-          <w:rFonts w:ascii="Times New Roman" w:hAnsi="Times New Roman" w:cs="Times New Roman"/>
-          <w:sz w:val="24"/>
-          <w:szCs w:val="24"/>
-          <w:lang w:val="fr-FR"/>
-        </w:rPr>
-        <w:t>Sales[</w:t>
+        <w:t xml:space="preserve"> = AVERAGE(Sales[</w:t>
       </w:r>
       <w:proofErr w:type="spellStart"/>
-      <w:proofErr w:type="gramEnd"/>
       <w:r>
         <w:rPr>
           <w:rFonts w:ascii="Times New Roman" w:hAnsi="Times New Roman" w:cs="Times New Roman"/>
@@ -1222,7 +1195,7 @@
     </w:p>
     <w:p>
       <w:pPr>
-        <w:spacing w:after="0" w:line="360" w:lineRule="auto"/>
+        <w:spacing w:after="0" w:line="336" w:lineRule="auto"/>
         <w:ind w:left="-142" w:right="-432"/>
         <w:rPr>
           <w:rFonts w:ascii="Times New Roman" w:hAnsi="Times New Roman" w:cs="Times New Roman"/>
@@ -1273,7 +1246,6 @@
         </w:rPr>
         <w:t xml:space="preserve"> </w:t>
       </w:r>
-      <w:proofErr w:type="gramStart"/>
       <w:r>
         <w:rPr>
           <w:rFonts w:ascii="Times New Roman" w:hAnsi="Times New Roman" w:cs="Times New Roman"/>
@@ -1299,20 +1271,9 @@
           <w:szCs w:val="24"/>
           <w:lang w:val="fr-FR"/>
         </w:rPr>
-        <w:t>SUM</w:t>
-      </w:r>
-      <w:proofErr w:type="gramEnd"/>
-      <w:r>
-        <w:rPr>
-          <w:rFonts w:ascii="Times New Roman" w:hAnsi="Times New Roman" w:cs="Times New Roman"/>
-          <w:sz w:val="24"/>
-          <w:szCs w:val="24"/>
-          <w:lang w:val="fr-FR"/>
-        </w:rPr>
-        <w:t>(</w:t>
+        <w:t>SUM(</w:t>
       </w:r>
       <w:proofErr w:type="spellStart"/>
-      <w:proofErr w:type="gramStart"/>
       <w:r>
         <w:rPr>
           <w:rFonts w:ascii="Times New Roman" w:hAnsi="Times New Roman" w:cs="Times New Roman"/>
@@ -1333,7 +1294,6 @@
         <w:t>[</w:t>
       </w:r>
       <w:proofErr w:type="spellStart"/>
-      <w:proofErr w:type="gramEnd"/>
       <w:r>
         <w:rPr>
           <w:rFonts w:ascii="Times New Roman" w:hAnsi="Times New Roman" w:cs="Times New Roman"/>
@@ -1356,7 +1316,7 @@
     </w:p>
     <w:p>
       <w:pPr>
-        <w:spacing w:after="0" w:line="360" w:lineRule="auto"/>
+        <w:spacing w:after="0" w:line="336" w:lineRule="auto"/>
         <w:ind w:left="-142" w:right="-432"/>
         <w:rPr>
           <w:rFonts w:ascii="Times New Roman" w:hAnsi="Times New Roman" w:cs="Times New Roman"/>
@@ -1375,7 +1335,6 @@
         <w:t>CALCULATE(SUM(</w:t>
       </w:r>
       <w:proofErr w:type="spellStart"/>
-      <w:proofErr w:type="gramStart"/>
       <w:r>
         <w:rPr>
           <w:rFonts w:ascii="Times New Roman" w:hAnsi="Times New Roman" w:cs="Times New Roman"/>
@@ -1396,7 +1355,6 @@
         <w:t>[</w:t>
       </w:r>
       <w:proofErr w:type="spellStart"/>
-      <w:proofErr w:type="gramEnd"/>
       <w:r>
         <w:rPr>
           <w:rFonts w:ascii="Times New Roman" w:hAnsi="Times New Roman" w:cs="Times New Roman"/>
@@ -1439,7 +1397,7 @@
     </w:p>
     <w:p>
       <w:pPr>
-        <w:spacing w:after="0" w:line="360" w:lineRule="auto"/>
+        <w:spacing w:after="0" w:line="336" w:lineRule="auto"/>
         <w:ind w:left="-142" w:right="-432"/>
         <w:rPr>
           <w:rFonts w:ascii="Times New Roman" w:hAnsi="Times New Roman" w:cs="Times New Roman"/>
@@ -1461,7 +1419,7 @@
     <w:p>
       <w:pPr>
         <w:pStyle w:val="Paragraphedeliste"/>
-        <w:spacing w:before="240" w:line="360" w:lineRule="auto"/>
+        <w:spacing w:before="240" w:line="336" w:lineRule="auto"/>
         <w:ind w:left="-142" w:right="-432" w:hanging="284"/>
         <w:rPr>
           <w:rFonts w:ascii="Times New Roman" w:hAnsi="Times New Roman" w:cs="Times New Roman"/>
@@ -1486,7 +1444,7 @@
     <w:p>
       <w:pPr>
         <w:pStyle w:val="Paragraphedeliste"/>
-        <w:spacing w:before="240" w:line="360" w:lineRule="auto"/>
+        <w:spacing w:before="240" w:line="336" w:lineRule="auto"/>
         <w:ind w:left="-142" w:right="-432" w:hanging="284"/>
         <w:rPr>
           <w:rFonts w:ascii="Times New Roman" w:hAnsi="Times New Roman" w:cs="Times New Roman"/>
@@ -1512,7 +1470,7 @@
           <w:ilvl w:val="0"/>
           <w:numId w:val="3"/>
         </w:numPr>
-        <w:spacing w:before="240" w:line="360" w:lineRule="auto"/>
+        <w:spacing w:before="240" w:line="336" w:lineRule="auto"/>
         <w:ind w:left="142" w:right="-432"/>
         <w:rPr>
           <w:rFonts w:ascii="Times New Roman" w:hAnsi="Times New Roman" w:cs="Times New Roman"/>
@@ -1539,7 +1497,7 @@
           <w:ilvl w:val="0"/>
           <w:numId w:val="3"/>
         </w:numPr>
-        <w:spacing w:before="240" w:line="360" w:lineRule="auto"/>
+        <w:spacing w:before="240" w:line="336" w:lineRule="auto"/>
         <w:ind w:left="142" w:right="-432"/>
         <w:rPr>
           <w:rFonts w:ascii="Times New Roman" w:hAnsi="Times New Roman" w:cs="Times New Roman"/>
@@ -1566,7 +1524,7 @@
           <w:ilvl w:val="0"/>
           <w:numId w:val="3"/>
         </w:numPr>
-        <w:spacing w:before="240" w:line="360" w:lineRule="auto"/>
+        <w:spacing w:before="240" w:line="336" w:lineRule="auto"/>
         <w:ind w:left="142" w:right="-432"/>
         <w:rPr>
           <w:rFonts w:ascii="Times New Roman" w:hAnsi="Times New Roman" w:cs="Times New Roman"/>
@@ -1593,7 +1551,7 @@
           <w:ilvl w:val="0"/>
           <w:numId w:val="3"/>
         </w:numPr>
-        <w:spacing w:before="240" w:line="360" w:lineRule="auto"/>
+        <w:spacing w:before="240" w:line="336" w:lineRule="auto"/>
         <w:ind w:left="142" w:right="-432"/>
         <w:rPr>
           <w:rFonts w:ascii="Times New Roman" w:hAnsi="Times New Roman" w:cs="Times New Roman"/>
@@ -1616,7 +1574,7 @@
     <w:p>
       <w:pPr>
         <w:pStyle w:val="Paragraphedeliste"/>
-        <w:spacing w:before="240" w:line="360" w:lineRule="auto"/>
+        <w:spacing w:before="240" w:line="336" w:lineRule="auto"/>
         <w:ind w:left="-142" w:right="-432" w:hanging="284"/>
         <w:rPr>
           <w:rFonts w:ascii="Times New Roman" w:hAnsi="Times New Roman" w:cs="Times New Roman"/>
@@ -1655,7 +1613,7 @@
           <w:ilvl w:val="0"/>
           <w:numId w:val="4"/>
         </w:numPr>
-        <w:spacing w:before="240" w:line="360" w:lineRule="auto"/>
+        <w:spacing w:before="240" w:line="336" w:lineRule="auto"/>
         <w:ind w:left="142" w:right="-432"/>
         <w:rPr>
           <w:rFonts w:ascii="Times New Roman" w:hAnsi="Times New Roman" w:cs="Times New Roman"/>
@@ -1672,7 +1630,6 @@
           <w:szCs w:val="24"/>
           <w:lang w:val="fr-FR"/>
         </w:rPr>
-        <w:lastRenderedPageBreak/>
         <w:t>Renforcer la promotion des produits qui génèrent la plus grande part du chiffre d’affaires.</w:t>
       </w:r>
     </w:p>
@@ -1683,7 +1640,7 @@
           <w:ilvl w:val="0"/>
           <w:numId w:val="4"/>
         </w:numPr>
-        <w:spacing w:before="240" w:line="360" w:lineRule="auto"/>
+        <w:spacing w:before="240" w:line="336" w:lineRule="auto"/>
         <w:ind w:left="142" w:right="-432"/>
         <w:rPr>
           <w:rFonts w:ascii="Times New Roman" w:hAnsi="Times New Roman" w:cs="Times New Roman"/>
@@ -1710,7 +1667,7 @@
           <w:ilvl w:val="0"/>
           <w:numId w:val="4"/>
         </w:numPr>
-        <w:spacing w:before="240" w:line="360" w:lineRule="auto"/>
+        <w:spacing w:before="240" w:line="336" w:lineRule="auto"/>
         <w:ind w:left="142" w:right="-432"/>
         <w:rPr>
           <w:rFonts w:ascii="Times New Roman" w:hAnsi="Times New Roman" w:cs="Times New Roman"/>
@@ -1737,7 +1694,7 @@
           <w:ilvl w:val="0"/>
           <w:numId w:val="4"/>
         </w:numPr>
-        <w:spacing w:before="240" w:line="360" w:lineRule="auto"/>
+        <w:spacing w:before="240" w:line="336" w:lineRule="auto"/>
         <w:ind w:left="142" w:right="-432"/>
         <w:rPr>
           <w:rFonts w:ascii="Times New Roman" w:hAnsi="Times New Roman" w:cs="Times New Roman"/>
@@ -1756,59 +1713,6 @@
         </w:rPr>
         <w:t>Améliorer les processus de collecte et de gestion des données afin de limiter les anomalies et incohérences dans les bases de données futures.</w:t>
       </w:r>
-    </w:p>
-    <w:p>
-      <w:pPr>
-        <w:pStyle w:val="Paragraphedeliste"/>
-        <w:spacing w:before="240" w:line="360" w:lineRule="auto"/>
-        <w:ind w:left="-142" w:right="-432"/>
-        <w:rPr>
-          <w:rFonts w:ascii="Times New Roman" w:hAnsi="Times New Roman" w:cs="Times New Roman"/>
-          <w:b/>
-          <w:bCs/>
-          <w:color w:val="0070C0"/>
-          <w:sz w:val="24"/>
-          <w:szCs w:val="24"/>
-          <w:lang w:val="fr-FR"/>
-        </w:rPr>
-      </w:pPr>
-    </w:p>
-    <w:p>
-      <w:pPr>
-        <w:spacing w:before="240" w:line="360" w:lineRule="auto"/>
-        <w:ind w:left="-142" w:right="-432"/>
-        <w:rPr>
-          <w:rFonts w:ascii="Times New Roman" w:hAnsi="Times New Roman" w:cs="Times New Roman"/>
-          <w:b/>
-          <w:bCs/>
-          <w:color w:val="0070C0"/>
-          <w:sz w:val="24"/>
-          <w:szCs w:val="24"/>
-          <w:lang w:val="fr-FR"/>
-        </w:rPr>
-      </w:pPr>
-    </w:p>
-    <w:p>
-      <w:pPr>
-        <w:spacing w:before="240" w:line="360" w:lineRule="auto"/>
-        <w:ind w:left="-426" w:right="-432"/>
-        <w:rPr>
-          <w:rFonts w:ascii="Times New Roman" w:hAnsi="Times New Roman" w:cs="Times New Roman"/>
-          <w:b/>
-          <w:bCs/>
-          <w:color w:val="0070C0"/>
-          <w:sz w:val="24"/>
-          <w:szCs w:val="24"/>
-          <w:lang w:val="fr-FR"/>
-        </w:rPr>
-      </w:pPr>
-    </w:p>
-    <w:p>
-      <w:pPr>
-        <w:rPr>
-          <w:lang w:val="fr-FR"/>
-        </w:rPr>
-      </w:pPr>
     </w:p>
     <w:sectPr>
       <w:pgSz w:w="12240" w:h="15840"/>
@@ -3099,7 +3003,6 @@
   <w:style w:type="character" w:default="1" w:styleId="Policepardfaut">
     <w:name w:val="Default Paragraph Font"/>
     <w:uiPriority w:val="1"/>
-    <w:semiHidden/>
     <w:unhideWhenUsed/>
   </w:style>
   <w:style w:type="table" w:default="1" w:styleId="TableauNormal">
